--- a/public/downloads/feasibility-questionnaire.docx
+++ b/public/downloads/feasibility-questionnaire.docx
@@ -20,7 +20,7 @@
           <w:sz w:val="18"/>
           <w:szCs w:val="18"/>
         </w:rPr>
-        <w:t xml:space="preserve">Bond Health template · bondtrials.com/templates/feasibility-questionnaire · Last updated 2026-09-22</w:t>
+        <w:t xml:space="preserve">Bond Health template · bondtrials.com/templates/feasibility-questionnaire · Last updated 2026-10-05</w:t>
       </w:r>
     </w:p>
     <w:p>
@@ -2631,7 +2631,7 @@
         <w:spacing w:after="120"/>
       </w:pPr>
       <w:r>
-        <w:t xml:space="preserve">Bond Health does not fill in feasibility questionnaires. It helps with the part that depends on chart review: the patient count. Identify reads structured and unstructured EHR records against a study's inclusion and exclusion criteria, ranks candidates, and shows the chart evidence behind each criterion decision. A coordinator can check a sample of those decisions before the site reports a number, which is the chart-reviewed step in the worksheet above. Full EHR integration usually takes 4 to 6 weeks, depending on the EHR, IT review and interface method.</w:t>
+        <w:t xml:space="preserve">Bond Health does not fill in feasibility questionnaires. It helps with the part that depends on chart review: the patient count. Identify reads structured and unstructured EHR records against a study's inclusion and exclusion criteria, ranks candidates, and shows the chart evidence behind each criterion decision. A coordinator can check a sample of those decisions before the site reports a number, which is the chart-reviewed step in the worksheet above. Full EHR integration usually takes 48 hours, depending on the EHR, IT review and interface method.</w:t>
       </w:r>
     </w:p>
     <w:p>

--- a/public/downloads/feasibility-questionnaire.docx
+++ b/public/downloads/feasibility-questionnaire.docx
@@ -20,7 +20,7 @@
           <w:sz w:val="18"/>
           <w:szCs w:val="18"/>
         </w:rPr>
-        <w:t xml:space="preserve">Bond Health template · bondtrials.com/templates/feasibility-questionnaire · Last updated 2026-10-05</w:t>
+        <w:t xml:space="preserve">Bond Health template · bondtrials.com/templates/feasibility-questionnaire · Last updated 2026-10-23</w:t>
       </w:r>
     </w:p>
     <w:p>
@@ -932,7 +932,7 @@
     </w:p>
     <w:tbl>
       <w:tblPr>
-        <w:tblW w:type="pct" w:w="100%"/>
+        <w:tblW w:type="pct" w:w="5000"/>
         <w:tblBorders>
           <w:top w:val="single" w:color="auto" w:sz="4"/>
           <w:left w:val="single" w:color="auto" w:sz="4"/>
@@ -943,10 +943,10 @@
         </w:tblBorders>
       </w:tblPr>
       <w:tblGrid>
-        <w:gridCol w:w="100"/>
-        <w:gridCol w:w="100"/>
-        <w:gridCol w:w="100"/>
-        <w:gridCol w:w="100"/>
+        <w:gridCol w:w="2257"/>
+        <w:gridCol w:w="2257"/>
+        <w:gridCol w:w="2257"/>
+        <w:gridCol w:w="2257"/>
       </w:tblGrid>
       <w:tr>
         <w:trPr>
@@ -2002,7 +2002,7 @@
     </w:p>
     <w:tbl>
       <w:tblPr>
-        <w:tblW w:type="pct" w:w="100%"/>
+        <w:tblW w:type="pct" w:w="5000"/>
         <w:tblBorders>
           <w:top w:val="single" w:color="auto" w:sz="4"/>
           <w:left w:val="single" w:color="auto" w:sz="4"/>
@@ -2013,9 +2013,9 @@
         </w:tblBorders>
       </w:tblPr>
       <w:tblGrid>
-        <w:gridCol w:w="100"/>
-        <w:gridCol w:w="100"/>
-        <w:gridCol w:w="100"/>
+        <w:gridCol w:w="3009"/>
+        <w:gridCol w:w="3009"/>
+        <w:gridCol w:w="3009"/>
       </w:tblGrid>
       <w:tr>
         <w:trPr>
@@ -2606,7 +2606,7 @@
         <w:t xml:space="preserve">Contacting patients to test interest.</w:t>
       </w:r>
       <w:r>
-        <w:t xml:space="preserve"> That is recruitment, not feasibility. FDA's recruiting guidance (issued January 1998 and posted on its website as of September 2026) treats direct advertising for study subjects as the start of the informed consent and subject selection process, and says advertisements should be reviewed and approved by the IRB. Wait until the study, its recruitment materials and any outreach scripts are approved.</w:t>
+        <w:t xml:space="preserve"> That is recruitment, not feasibility. FDA's recruiting guidance (issued January 1998 and posted on its website as of October 2026) treats direct advertising for study subjects as the start of the informed consent and subject selection process, and says advertisements should be reviewed and approved by the IRB. Wait until the study, its recruitment materials and any outreach scripts are approved.</w:t>
       </w:r>
     </w:p>
     <w:p>
@@ -2785,10 +2785,6 @@
 </w:document>
 </file>
 
-<file path=word/comments.xml><?xml version="1.0" encoding="utf-8"?>
-<w:comments xmlns:cx="http://schemas.microsoft.com/office/drawing/2014/chartex" xmlns:cx1="http://schemas.microsoft.com/office/drawing/2015/9/8/chartex" xmlns:cx2="http://schemas.microsoft.com/office/drawing/2015/10/21/chartex" xmlns:cx3="http://schemas.microsoft.com/office/drawing/2016/5/9/chartex" xmlns:cx4="http://schemas.microsoft.com/office/drawing/2016/5/10/chartex" xmlns:cx5="http://schemas.microsoft.com/office/drawing/2016/5/11/chartex" xmlns:cx6="http://schemas.microsoft.com/office/drawing/2016/5/12/chartex" xmlns:cx7="http://schemas.microsoft.com/office/drawing/2016/5/13/chartex" xmlns:cx8="http://schemas.microsoft.com/office/drawing/2016/5/14/chartex" xmlns:mc="http://schemas.openxmlformats.org/markup-compatibility/2006" xmlns:aink="http://schemas.microsoft.com/office/drawing/2016/ink" xmlns:am3d="http://schemas.microsoft.com/office/drawing/2017/model3d" xmlns:o="urn:schemas-microsoft-com:office:office" xmlns:r="http://schemas.openxmlformats.org/officeDocument/2006/relationships" xmlns:m="http://schemas.openxmlformats.org/officeDocument/2006/math" xmlns:v="urn:schemas-microsoft-com:vml" xmlns:wp14="http://schemas.microsoft.com/office/word/2010/wordprocessingDrawing" xmlns:wp="http://schemas.openxmlformats.org/drawingml/2006/wordprocessingDrawing" xmlns:w10="urn:schemas-microsoft-com:office:word" xmlns:w="http://schemas.openxmlformats.org/wordprocessingml/2006/main" xmlns:w14="http://schemas.microsoft.com/office/word/2010/wordml" xmlns:w15="http://schemas.microsoft.com/office/word/2012/wordml" xmlns:w16cex="http://schemas.microsoft.com/office/word/2018/wordml/cex" xmlns:w16cid="http://schemas.microsoft.com/office/word/2016/wordml/cid" xmlns:w16="http://schemas.microsoft.com/office/word/2018/wordml" xmlns:w16sdtdh="http://schemas.microsoft.com/office/word/2020/wordml/sdtdatahash" xmlns:w16se="http://schemas.microsoft.com/office/word/2015/wordml/symex" xmlns:wpg="http://schemas.microsoft.com/office/word/2010/wordprocessingGroup" xmlns:wpi="http://schemas.microsoft.com/office/word/2010/wordprocessingInk" xmlns:wne="http://schemas.microsoft.com/office/word/2006/wordml" xmlns:wps="http://schemas.microsoft.com/office/word/2010/wordprocessingShape"/>
-</file>
-
 <file path=word/endnotes.xml><?xml version="1.0" encoding="utf-8"?>
 <w:endnotes xmlns:wpc="http://schemas.microsoft.com/office/word/2010/wordprocessingCanvas" xmlns:mc="http://schemas.openxmlformats.org/markup-compatibility/2006" xmlns:o="urn:schemas-microsoft-com:office:office" xmlns:r="http://schemas.openxmlformats.org/officeDocument/2006/relationships" xmlns:m="http://schemas.openxmlformats.org/officeDocument/2006/math" xmlns:v="urn:schemas-microsoft-com:vml" xmlns:wp14="http://schemas.microsoft.com/office/word/2010/wordprocessingDrawing" xmlns:wp="http://schemas.openxmlformats.org/drawingml/2006/wordprocessingDrawing" xmlns:w10="urn:schemas-microsoft-com:office:word" xmlns:w="http://schemas.openxmlformats.org/wordprocessingml/2006/main" xmlns:w14="http://schemas.microsoft.com/office/word/2010/wordml" xmlns:w15="http://schemas.microsoft.com/office/word/2012/wordml" xmlns:wpg="http://schemas.microsoft.com/office/word/2010/wordprocessingGroup" xmlns:wpi="http://schemas.microsoft.com/office/word/2010/wordprocessingInk" xmlns:wne="http://schemas.microsoft.com/office/word/2006/wordml" xmlns:wps="http://schemas.microsoft.com/office/word/2010/wordprocessingShape" mc:Ignorable="w14 w15 wp14">
   <w:endnote w:type="separator" w:id="-1">
@@ -2867,7 +2863,7 @@
 <w:numbering xmlns:wpc="http://schemas.microsoft.com/office/word/2010/wordprocessingCanvas" xmlns:mc="http://schemas.openxmlformats.org/markup-compatibility/2006" xmlns:o="urn:schemas-microsoft-com:office:office" xmlns:r="http://schemas.openxmlformats.org/officeDocument/2006/relationships" xmlns:m="http://schemas.openxmlformats.org/officeDocument/2006/math" xmlns:v="urn:schemas-microsoft-com:vml" xmlns:wp14="http://schemas.microsoft.com/office/word/2010/wordprocessingDrawing" xmlns:wp="http://schemas.openxmlformats.org/drawingml/2006/wordprocessingDrawing" xmlns:w10="urn:schemas-microsoft-com:office:word" xmlns:w="http://schemas.openxmlformats.org/wordprocessingml/2006/main" xmlns:w14="http://schemas.microsoft.com/office/word/2010/wordml" xmlns:w15="http://schemas.microsoft.com/office/word/2012/wordml" xmlns:wpg="http://schemas.microsoft.com/office/word/2010/wordprocessingGroup" xmlns:wpi="http://schemas.microsoft.com/office/word/2010/wordprocessingInk" xmlns:wne="http://schemas.microsoft.com/office/word/2006/wordml" xmlns:wps="http://schemas.microsoft.com/office/word/2010/wordprocessingShape" mc:Ignorable="w14 w15 wp14">
   <w:abstractNum w:abstractNumId="1" w15:restartNumberingAfterBreak="0">
     <w:multiLevelType w:val="hybridMultilevel"/>
-    <w:lvl w:ilvl="0" w15:tentative="1">
+    <w:lvl w:ilvl="0" w:tentative="1">
       <w:start w:val="1"/>
       <w:numFmt w:val="bullet"/>
       <w:lvlText w:val="●"/>
@@ -2876,7 +2872,7 @@
         <w:ind w:left="720" w:hanging="360"/>
       </w:pPr>
     </w:lvl>
-    <w:lvl w:ilvl="1" w15:tentative="1">
+    <w:lvl w:ilvl="1" w:tentative="1">
       <w:start w:val="1"/>
       <w:numFmt w:val="bullet"/>
       <w:lvlText w:val="○"/>
@@ -2885,7 +2881,7 @@
         <w:ind w:left="1440" w:hanging="360"/>
       </w:pPr>
     </w:lvl>
-    <w:lvl w:ilvl="2" w15:tentative="1">
+    <w:lvl w:ilvl="2" w:tentative="1">
       <w:start w:val="1"/>
       <w:numFmt w:val="bullet"/>
       <w:lvlText w:val="■"/>
@@ -2894,7 +2890,7 @@
         <w:ind w:left="2160" w:hanging="360"/>
       </w:pPr>
     </w:lvl>
-    <w:lvl w:ilvl="3" w15:tentative="1">
+    <w:lvl w:ilvl="3" w:tentative="1">
       <w:start w:val="1"/>
       <w:numFmt w:val="bullet"/>
       <w:lvlText w:val="●"/>
@@ -2903,7 +2899,7 @@
         <w:ind w:left="2880" w:hanging="360"/>
       </w:pPr>
     </w:lvl>
-    <w:lvl w:ilvl="4" w15:tentative="1">
+    <w:lvl w:ilvl="4" w:tentative="1">
       <w:start w:val="1"/>
       <w:numFmt w:val="bullet"/>
       <w:lvlText w:val="○"/>
@@ -2912,7 +2908,7 @@
         <w:ind w:left="3600" w:hanging="360"/>
       </w:pPr>
     </w:lvl>
-    <w:lvl w:ilvl="5" w15:tentative="1">
+    <w:lvl w:ilvl="5" w:tentative="1">
       <w:start w:val="1"/>
       <w:numFmt w:val="bullet"/>
       <w:lvlText w:val="■"/>
@@ -2921,7 +2917,7 @@
         <w:ind w:left="4320" w:hanging="360"/>
       </w:pPr>
     </w:lvl>
-    <w:lvl w:ilvl="6" w15:tentative="1">
+    <w:lvl w:ilvl="6" w:tentative="1">
       <w:start w:val="1"/>
       <w:numFmt w:val="bullet"/>
       <w:lvlText w:val="●"/>
@@ -2930,7 +2926,7 @@
         <w:ind w:left="5040" w:hanging="360"/>
       </w:pPr>
     </w:lvl>
-    <w:lvl w:ilvl="7" w15:tentative="1">
+    <w:lvl w:ilvl="7" w:tentative="1">
       <w:start w:val="1"/>
       <w:numFmt w:val="bullet"/>
       <w:lvlText w:val="●"/>
@@ -2939,7 +2935,7 @@
         <w:ind w:left="5760" w:hanging="360"/>
       </w:pPr>
     </w:lvl>
-    <w:lvl w:ilvl="8" w15:tentative="1">
+    <w:lvl w:ilvl="8" w:tentative="1">
       <w:start w:val="1"/>
       <w:numFmt w:val="bullet"/>
       <w:lvlText w:val="●"/>
@@ -2970,6 +2966,25 @@
     </w:rPrDefault>
     <w:pPrDefault/>
   </w:docDefaults>
+  <w:style w:type="paragraph" w:styleId="Normal" w:default="1">
+    <w:name w:val="Normal"/>
+    <w:qFormat/>
+  </w:style>
+  <w:style w:type="table" w:styleId="TableNormal" w:default="true">
+    <w:name w:val="Normal Table"/>
+    <w:uiPriority w:val="99"/>
+    <w:semiHidden/>
+    <w:unhideWhenUsed/>
+    <w:tblPr>
+      <w:tblInd w:type="dxa" w:w="0"/>
+      <w:tblCellMar>
+        <w:top w:type="dxa" w:w="0"/>
+        <w:left w:type="dxa" w:w="108"/>
+        <w:bottom w:type="dxa" w:w="0"/>
+        <w:right w:type="dxa" w:w="108"/>
+      </w:tblCellMar>
+    </w:tblPr>
+  </w:style>
   <w:style w:type="paragraph" w:styleId="Title">
     <w:name w:val="Title"/>
     <w:basedOn w:val="Normal"/>
@@ -3057,6 +3072,139 @@
     <w:basedOn w:val="Normal"/>
     <w:qFormat/>
   </w:style>
+  <w:style w:type="paragraph" w:styleId="Caption">
+    <w:name w:val="caption"/>
+    <w:basedOn w:val="Normal"/>
+    <w:next w:val="Normal"/>
+    <w:uiPriority w:val="35"/>
+    <w:semiHidden/>
+    <w:unhideWhenUsed/>
+    <w:qFormat/>
+    <w:pPr>
+      <w:spacing w:after="200"/>
+    </w:pPr>
+    <w:rPr>
+      <w:i/>
+      <w:iCs/>
+      <w:color w:val="44546A" w:themeColor="dark2"/>
+      <w:sz w:val="18"/>
+      <w:szCs w:val="18"/>
+    </w:rPr>
+  </w:style>
+  <w:style w:type="paragraph" w:styleId="Bibliography">
+    <w:name w:val="Bibliography"/>
+    <w:basedOn w:val="Normal"/>
+    <w:next w:val="Normal"/>
+    <w:uiPriority w:val="37"/>
+    <w:unhideWhenUsed/>
+  </w:style>
+  <w:style w:type="paragraph" w:styleId="TOC1">
+    <w:name w:val="toc 1"/>
+    <w:basedOn w:val="Normal"/>
+    <w:next w:val="Normal"/>
+    <w:uiPriority w:val="39"/>
+    <w:semiHidden/>
+    <w:unhideWhenUsed/>
+    <w:pPr>
+      <w:spacing w:after="100"/>
+    </w:pPr>
+  </w:style>
+  <w:style w:type="paragraph" w:styleId="TOC2">
+    <w:name w:val="toc 2"/>
+    <w:basedOn w:val="Normal"/>
+    <w:next w:val="Normal"/>
+    <w:uiPriority w:val="39"/>
+    <w:semiHidden/>
+    <w:unhideWhenUsed/>
+    <w:pPr>
+      <w:spacing w:after="100"/>
+      <w:ind w:left="220"/>
+    </w:pPr>
+  </w:style>
+  <w:style w:type="paragraph" w:styleId="TOC3">
+    <w:name w:val="toc 3"/>
+    <w:basedOn w:val="Normal"/>
+    <w:next w:val="Normal"/>
+    <w:uiPriority w:val="39"/>
+    <w:semiHidden/>
+    <w:unhideWhenUsed/>
+    <w:pPr>
+      <w:spacing w:after="100"/>
+      <w:ind w:left="440"/>
+    </w:pPr>
+  </w:style>
+  <w:style w:type="paragraph" w:styleId="TOC4">
+    <w:name w:val="toc 4"/>
+    <w:basedOn w:val="Normal"/>
+    <w:next w:val="Normal"/>
+    <w:uiPriority w:val="39"/>
+    <w:semiHidden/>
+    <w:unhideWhenUsed/>
+    <w:pPr>
+      <w:spacing w:after="100"/>
+      <w:ind w:left="660"/>
+    </w:pPr>
+  </w:style>
+  <w:style w:type="paragraph" w:styleId="TOC5">
+    <w:name w:val="toc 5"/>
+    <w:basedOn w:val="Normal"/>
+    <w:next w:val="Normal"/>
+    <w:uiPriority w:val="39"/>
+    <w:semiHidden/>
+    <w:unhideWhenUsed/>
+    <w:pPr>
+      <w:spacing w:after="100"/>
+      <w:ind w:left="880"/>
+    </w:pPr>
+  </w:style>
+  <w:style w:type="paragraph" w:styleId="TOC6">
+    <w:name w:val="toc 6"/>
+    <w:basedOn w:val="Normal"/>
+    <w:next w:val="Normal"/>
+    <w:uiPriority w:val="39"/>
+    <w:semiHidden/>
+    <w:unhideWhenUsed/>
+    <w:pPr>
+      <w:spacing w:after="100"/>
+      <w:ind w:left="1100"/>
+    </w:pPr>
+  </w:style>
+  <w:style w:type="paragraph" w:styleId="TOC7">
+    <w:name w:val="toc 7"/>
+    <w:basedOn w:val="Normal"/>
+    <w:next w:val="Normal"/>
+    <w:uiPriority w:val="39"/>
+    <w:semiHidden/>
+    <w:unhideWhenUsed/>
+    <w:pPr>
+      <w:spacing w:after="100"/>
+      <w:ind w:left="1320"/>
+    </w:pPr>
+  </w:style>
+  <w:style w:type="paragraph" w:styleId="TOC8">
+    <w:name w:val="toc 8"/>
+    <w:basedOn w:val="Normal"/>
+    <w:next w:val="Normal"/>
+    <w:uiPriority w:val="39"/>
+    <w:semiHidden/>
+    <w:unhideWhenUsed/>
+    <w:pPr>
+      <w:spacing w:after="100"/>
+      <w:ind w:left="1540"/>
+    </w:pPr>
+  </w:style>
+  <w:style w:type="paragraph" w:styleId="TOC9">
+    <w:name w:val="toc 9"/>
+    <w:basedOn w:val="Normal"/>
+    <w:next w:val="Normal"/>
+    <w:uiPriority w:val="39"/>
+    <w:semiHidden/>
+    <w:unhideWhenUsed/>
+    <w:pPr>
+      <w:spacing w:after="100"/>
+      <w:ind w:left="1760"/>
+    </w:pPr>
+  </w:style>
   <w:style w:type="character" w:styleId="Hyperlink">
     <w:name w:val="Hyperlink"/>
     <w:basedOn w:val="DefaultParagraphFont"/>
@@ -3141,5 +3289,302 @@
       <w:szCs w:val="20"/>
     </w:rPr>
   </w:style>
+  <w:style w:type="character" w:styleId="LineNumber">
+    <w:name w:val="line number"/>
+    <w:basedOn w:val="DefaultParagraphFont"/>
+    <w:uiPriority w:val="99"/>
+    <w:semiHidden/>
+    <w:unhideWhenUsed/>
+  </w:style>
 </w:styles>
+</file>
+
+<file path=word/theme/theme1.xml><?xml version="1.0" encoding="utf-8"?>
+<a:theme xmlns:a="http://schemas.openxmlformats.org/drawingml/2006/main" name="Office Theme">
+  <a:themeElements>
+    <a:clrScheme name="Office">
+      <a:dk1>
+        <a:sysClr val="windowText" lastClr="000000"/>
+      </a:dk1>
+      <a:lt1>
+        <a:sysClr val="window" lastClr="FFFFFF"/>
+      </a:lt1>
+      <a:dk2>
+        <a:srgbClr val="44546A"/>
+      </a:dk2>
+      <a:lt2>
+        <a:srgbClr val="E7E6E6"/>
+      </a:lt2>
+      <a:accent1>
+        <a:srgbClr val="4472C4"/>
+      </a:accent1>
+      <a:accent2>
+        <a:srgbClr val="ED7D31"/>
+      </a:accent2>
+      <a:accent3>
+        <a:srgbClr val="A5A5A5"/>
+      </a:accent3>
+      <a:accent4>
+        <a:srgbClr val="FFC000"/>
+      </a:accent4>
+      <a:accent5>
+        <a:srgbClr val="5B9BD5"/>
+      </a:accent5>
+      <a:accent6>
+        <a:srgbClr val="70AD47"/>
+      </a:accent6>
+      <a:hlink>
+        <a:srgbClr val="0563C1"/>
+      </a:hlink>
+      <a:folHlink>
+        <a:srgbClr val="954F72"/>
+      </a:folHlink>
+    </a:clrScheme>
+    <a:fontScheme name="Office">
+      <a:majorFont>
+        <a:latin typeface="Calibri Light" panose="020F0302020204030204"/>
+        <a:ea typeface=""/>
+        <a:cs typeface=""/>
+        <a:font script="Jpan" typeface="游ゴシック Light"/>
+        <a:font script="Hang" typeface="맑은 고딕"/>
+        <a:font script="Hans" typeface="等线 Light"/>
+        <a:font script="Hant" typeface="新細明體"/>
+        <a:font script="Arab" typeface="Times New Roman"/>
+        <a:font script="Hebr" typeface="Times New Roman"/>
+        <a:font script="Thai" typeface="Angsana New"/>
+        <a:font script="Ethi" typeface="Nyala"/>
+        <a:font script="Beng" typeface="Vrinda"/>
+        <a:font script="Gujr" typeface="Shruti"/>
+        <a:font script="Khmr" typeface="MoolBoran"/>
+        <a:font script="Knda" typeface="Tunga"/>
+        <a:font script="Guru" typeface="Raavi"/>
+        <a:font script="Cans" typeface="Euphemia"/>
+        <a:font script="Cher" typeface="Plantagenet Cherokee"/>
+        <a:font script="Yiii" typeface="Microsoft Yi Baiti"/>
+        <a:font script="Tibt" typeface="Microsoft Himalaya"/>
+        <a:font script="Thaa" typeface="MV Boli"/>
+        <a:font script="Deva" typeface="Mangal"/>
+        <a:font script="Telu" typeface="Gautami"/>
+        <a:font script="Taml" typeface="Latha"/>
+        <a:font script="Syrc" typeface="Estrangelo Edessa"/>
+        <a:font script="Orya" typeface="Kalinga"/>
+        <a:font script="Mlym" typeface="Kartika"/>
+        <a:font script="Laoo" typeface="DokChampa"/>
+        <a:font script="Sinh" typeface="Iskoola Pota"/>
+        <a:font script="Mong" typeface="Mongolian Baiti"/>
+        <a:font script="Viet" typeface="Times New Roman"/>
+        <a:font script="Uigh" typeface="Microsoft Uighur"/>
+        <a:font script="Geor" typeface="Sylfaen"/>
+        <a:font script="Armn" typeface="Arial"/>
+        <a:font script="Bugi" typeface="Leelawadee UI"/>
+        <a:font script="Bopo" typeface="Microsoft JhengHei"/>
+        <a:font script="Java" typeface="Javanese Text"/>
+        <a:font script="Lisu" typeface="Segoe UI"/>
+        <a:font script="Mymr" typeface="Myanmar Text"/>
+        <a:font script="Nkoo" typeface="Ebrima"/>
+        <a:font script="Olck" typeface="Nirmala UI"/>
+        <a:font script="Osma" typeface="Ebrima"/>
+        <a:font script="Phag" typeface="Phagspa"/>
+        <a:font script="Syrn" typeface="Estrangelo Edessa"/>
+        <a:font script="Syrj" typeface="Estrangelo Edessa"/>
+        <a:font script="Syre" typeface="Estrangelo Edessa"/>
+        <a:font script="Sora" typeface="Nirmala UI"/>
+        <a:font script="Tale" typeface="Microsoft Tai Le"/>
+        <a:font script="Talu" typeface="Microsoft New Tai Lue"/>
+        <a:font script="Tfng" typeface="Ebrima"/>
+      </a:majorFont>
+      <a:minorFont>
+        <a:latin typeface="Calibri" panose="020F0502020204030204"/>
+        <a:ea typeface=""/>
+        <a:cs typeface=""/>
+        <a:font script="Jpan" typeface="游明朝"/>
+        <a:font script="Hang" typeface="맑은 고딕"/>
+        <a:font script="Hans" typeface="等线"/>
+        <a:font script="Hant" typeface="新細明體"/>
+        <a:font script="Arab" typeface="Arial"/>
+        <a:font script="Hebr" typeface="Arial"/>
+        <a:font script="Thai" typeface="Cordia New"/>
+        <a:font script="Ethi" typeface="Nyala"/>
+        <a:font script="Beng" typeface="Vrinda"/>
+        <a:font script="Gujr" typeface="Shruti"/>
+        <a:font script="Khmr" typeface="DaunPenh"/>
+        <a:font script="Knda" typeface="Tunga"/>
+        <a:font script="Guru" typeface="Raavi"/>
+        <a:font script="Cans" typeface="Euphemia"/>
+        <a:font script="Cher" typeface="Plantagenet Cherokee"/>
+        <a:font script="Yiii" typeface="Microsoft Yi Baiti"/>
+        <a:font script="Tibt" typeface="Microsoft Himalaya"/>
+        <a:font script="Thaa" typeface="MV Boli"/>
+        <a:font script="Deva" typeface="Mangal"/>
+        <a:font script="Telu" typeface="Gautami"/>
+        <a:font script="Taml" typeface="Latha"/>
+        <a:font script="Syrc" typeface="Estrangelo Edessa"/>
+        <a:font script="Orya" typeface="Kalinga"/>
+        <a:font script="Mlym" typeface="Kartika"/>
+        <a:font script="Laoo" typeface="DokChampa"/>
+        <a:font script="Sinh" typeface="Iskoola Pota"/>
+        <a:font script="Mong" typeface="Mongolian Baiti"/>
+        <a:font script="Viet" typeface="Arial"/>
+        <a:font script="Uigh" typeface="Microsoft Uighur"/>
+        <a:font script="Geor" typeface="Sylfaen"/>
+        <a:font script="Armn" typeface="Arial"/>
+        <a:font script="Bugi" typeface="Leelawadee UI"/>
+        <a:font script="Bopo" typeface="Microsoft JhengHei"/>
+        <a:font script="Java" typeface="Javanese Text"/>
+        <a:font script="Lisu" typeface="Segoe UI"/>
+        <a:font script="Mymr" typeface="Myanmar Text"/>
+        <a:font script="Nkoo" typeface="Ebrima"/>
+        <a:font script="Olck" typeface="Nirmala UI"/>
+        <a:font script="Osma" typeface="Ebrima"/>
+        <a:font script="Phag" typeface="Phagspa"/>
+        <a:font script="Syrn" typeface="Estrangelo Edessa"/>
+        <a:font script="Syrj" typeface="Estrangelo Edessa"/>
+        <a:font script="Syre" typeface="Estrangelo Edessa"/>
+        <a:font script="Sora" typeface="Nirmala UI"/>
+        <a:font script="Tale" typeface="Microsoft Tai Le"/>
+        <a:font script="Talu" typeface="Microsoft New Tai Lue"/>
+        <a:font script="Tfng" typeface="Ebrima"/>
+      </a:minorFont>
+    </a:fontScheme>
+    <a:fmtScheme name="Office">
+      <a:fillStyleLst>
+        <a:solidFill>
+          <a:schemeClr val="phClr"/>
+        </a:solidFill>
+        <a:gradFill rotWithShape="true">
+          <a:gsLst>
+            <a:gs pos="0">
+              <a:schemeClr val="phClr">
+                <a:lumMod val="110000"/>
+                <a:satMod val="105000"/>
+                <a:tint val="67000"/>
+              </a:schemeClr>
+            </a:gs>
+            <a:gs pos="50000">
+              <a:schemeClr val="phClr">
+                <a:lumMod val="105000"/>
+                <a:satMod val="103000"/>
+                <a:tint val="73000"/>
+              </a:schemeClr>
+            </a:gs>
+            <a:gs pos="100000">
+              <a:schemeClr val="phClr">
+                <a:lumMod val="105000"/>
+                <a:satMod val="109000"/>
+                <a:tint val="81000"/>
+              </a:schemeClr>
+            </a:gs>
+          </a:gsLst>
+          <a:lin ang="5400000" scaled="false"/>
+        </a:gradFill>
+        <a:gradFill rotWithShape="true">
+          <a:gsLst>
+            <a:gs pos="0">
+              <a:schemeClr val="phClr">
+                <a:satMod val="103000"/>
+                <a:lumMod val="102000"/>
+                <a:tint val="94000"/>
+              </a:schemeClr>
+            </a:gs>
+            <a:gs pos="50000">
+              <a:schemeClr val="phClr">
+                <a:satMod val="110000"/>
+                <a:lumMod val="100000"/>
+                <a:shade val="100000"/>
+              </a:schemeClr>
+            </a:gs>
+            <a:gs pos="100000">
+              <a:schemeClr val="phClr">
+                <a:lumMod val="99000"/>
+                <a:satMod val="120000"/>
+                <a:shade val="78000"/>
+              </a:schemeClr>
+            </a:gs>
+          </a:gsLst>
+          <a:lin ang="5400000" scaled="false"/>
+        </a:gradFill>
+      </a:fillStyleLst>
+      <a:lnStyleLst>
+        <a:ln w="6350" cap="flat" cmpd="sng" algn="ctr">
+          <a:solidFill>
+            <a:schemeClr val="phClr"/>
+          </a:solidFill>
+          <a:prstDash val="solid"/>
+          <a:miter lim="800000"/>
+        </a:ln>
+        <a:ln w="12700" cap="flat" cmpd="sng" algn="ctr">
+          <a:solidFill>
+            <a:schemeClr val="phClr"/>
+          </a:solidFill>
+          <a:prstDash val="solid"/>
+          <a:miter lim="800000"/>
+        </a:ln>
+        <a:ln w="19050" cap="flat" cmpd="sng" algn="ctr">
+          <a:solidFill>
+            <a:schemeClr val="phClr"/>
+          </a:solidFill>
+          <a:prstDash val="solid"/>
+          <a:miter lim="800000"/>
+        </a:ln>
+      </a:lnStyleLst>
+      <a:effectStyleLst>
+        <a:effectStyle>
+          <a:effectLst/>
+        </a:effectStyle>
+        <a:effectStyle>
+          <a:effectLst/>
+        </a:effectStyle>
+        <a:effectStyle>
+          <a:effectLst>
+            <a:outerShdw blurRad="57150" dist="19050" dir="5400000" algn="ctr" rotWithShape="false">
+              <a:srgbClr val="000000">
+                <a:alpha val="63000"/>
+              </a:srgbClr>
+            </a:outerShdw>
+          </a:effectLst>
+        </a:effectStyle>
+      </a:effectStyleLst>
+      <a:bgFillStyleLst>
+        <a:solidFill>
+          <a:schemeClr val="phClr"/>
+        </a:solidFill>
+        <a:solidFill>
+          <a:schemeClr val="phClr">
+            <a:tint val="95000"/>
+            <a:satMod val="170000"/>
+          </a:schemeClr>
+        </a:solidFill>
+        <a:gradFill rotWithShape="true">
+          <a:gsLst>
+            <a:gs pos="0">
+              <a:schemeClr val="phClr">
+                <a:tint val="93000"/>
+                <a:satMod val="150000"/>
+                <a:shade val="98000"/>
+                <a:lumMod val="102000"/>
+              </a:schemeClr>
+            </a:gs>
+            <a:gs pos="50000">
+              <a:schemeClr val="phClr">
+                <a:tint val="98000"/>
+                <a:satMod val="130000"/>
+                <a:shade val="90000"/>
+                <a:lumMod val="103000"/>
+              </a:schemeClr>
+            </a:gs>
+            <a:gs pos="100000">
+              <a:schemeClr val="phClr">
+                <a:shade val="63000"/>
+                <a:satMod val="120000"/>
+              </a:schemeClr>
+            </a:gs>
+          </a:gsLst>
+          <a:lin ang="5400000" scaled="false"/>
+        </a:gradFill>
+      </a:bgFillStyleLst>
+    </a:fmtScheme>
+  </a:themeElements>
+  <a:objectDefaults/>
+  <a:extraClrSchemeLst/>
+</a:theme>
 </file>
--- a/public/downloads/feasibility-questionnaire.docx
+++ b/public/downloads/feasibility-questionnaire.docx
@@ -7,7 +7,7 @@
         <w:pStyle w:val="Title"/>
       </w:pPr>
       <w:r>
-        <w:t xml:space="preserve">Feasibility questionnaire template for research sites</w:t>
+        <w:t xml:space="preserve">Clinical trial site feasibility questionnaire template</w:t>
       </w:r>
     </w:p>
     <w:p>
@@ -20,7 +20,7 @@
           <w:sz w:val="18"/>
           <w:szCs w:val="18"/>
         </w:rPr>
-        <w:t xml:space="preserve">Bond Health template · bondtrials.com/templates/feasibility-questionnaire · Last updated 2026-10-23</w:t>
+        <w:t xml:space="preserve">Bond Health template · bondtrials.com/templates/feasibility-questionnaire · Last updated 2026-10-25</w:t>
       </w:r>
     </w:p>
     <w:p>
